--- a/current version/networks 1 readme updated.docx
+++ b/current version/networks 1 readme updated.docx
@@ -1367,6 +1367,8 @@
         <w:rPr>
           <w:b/>
           <w:bCs/>
+          <w:sz w:val="24"/>
+          <w:szCs w:val="24"/>
         </w:rPr>
         <w:t>nim_protocol_tools.c</w:t>
       </w:r>
@@ -1375,6 +1377,8 @@
         <w:rPr>
           <w:b/>
           <w:bCs/>
+          <w:sz w:val="24"/>
+          <w:szCs w:val="24"/>
         </w:rPr>
         <w:t xml:space="preserve">, </w:t>
       </w:r>
@@ -1383,6 +1387,8 @@
         <w:rPr>
           <w:b/>
           <w:bCs/>
+          <w:sz w:val="24"/>
+          <w:szCs w:val="24"/>
         </w:rPr>
         <w:t>nim_protocol_tools.h</w:t>
       </w:r>
@@ -1590,6 +1596,8 @@
         <w:rPr>
           <w:b/>
           <w:bCs/>
+          <w:sz w:val="24"/>
+          <w:szCs w:val="24"/>
         </w:rPr>
         <w:t>client.c</w:t>
       </w:r>
@@ -1598,6 +1606,8 @@
         <w:rPr>
           <w:b/>
           <w:bCs/>
+          <w:sz w:val="24"/>
+          <w:szCs w:val="24"/>
         </w:rPr>
         <w:t xml:space="preserve">, </w:t>
       </w:r>
@@ -1606,6 +1616,8 @@
         <w:rPr>
           <w:b/>
           <w:bCs/>
+          <w:sz w:val="24"/>
+          <w:szCs w:val="24"/>
         </w:rPr>
         <w:t>client.h</w:t>
       </w:r>
@@ -1651,16 +1663,103 @@
         <w:rPr>
           <w:b/>
           <w:bCs/>
+          <w:sz w:val="24"/>
+          <w:szCs w:val="24"/>
+        </w:rPr>
+        <w:t>client_game_tools.c</w:t>
+      </w:r>
+      <w:proofErr w:type="spellEnd"/>
+      <w:r>
+        <w:rPr>
+          <w:b/>
+          <w:bCs/>
+          <w:sz w:val="24"/>
+          <w:szCs w:val="24"/>
+        </w:rPr>
+        <w:t xml:space="preserve">, </w:t>
+      </w:r>
+      <w:proofErr w:type="spellStart"/>
+      <w:r>
+        <w:rPr>
+          <w:b/>
+          <w:bCs/>
+          <w:sz w:val="24"/>
+          <w:szCs w:val="24"/>
+        </w:rPr>
+        <w:t>client_game_tools.h</w:t>
+      </w:r>
+      <w:proofErr w:type="spellEnd"/>
+      <w:r>
+        <w:rPr>
+          <w:rFonts w:hint="cs"/>
           <w:u w:val="single"/>
-        </w:rPr>
-        <w:t>client_game_tools.c</w:t>
+          <w:rtl/>
+        </w:rPr>
+        <w:t xml:space="preserve">- </w:t>
+      </w:r>
+      <w:r>
+        <w:rPr>
+          <w:rFonts w:hint="cs"/>
+          <w:rtl/>
+        </w:rPr>
+        <w:t xml:space="preserve">מתודות עזר עבור </w:t>
+      </w:r>
+      <w:proofErr w:type="spellStart"/>
+      <w:r>
+        <w:t>client.c</w:t>
       </w:r>
       <w:proofErr w:type="spellEnd"/>
       <w:r>
         <w:rPr>
-          <w:b/>
-          <w:bCs/>
-          <w:u w:val="single"/>
+          <w:rFonts w:hint="cs"/>
+          <w:rtl/>
+        </w:rPr>
+        <w:t>.</w:t>
+      </w:r>
+      <w:proofErr w:type="gramEnd"/>
+      <w:r>
+        <w:rPr>
+          <w:rFonts w:hint="cs"/>
+          <w:rtl/>
+        </w:rPr>
+        <w:t xml:space="preserve"> מטפלות בפלט למשתמש: הדפסת כותרות, בקשות, הדפסת זהות המנצח, הדפסת </w:t>
+      </w:r>
+      <w:r>
+        <w:rPr>
+          <w:rFonts w:hint="cs"/>
+          <w:rtl/>
+        </w:rPr>
+        <w:t>אישורי מהלכים</w:t>
+      </w:r>
+      <w:r>
+        <w:rPr>
+          <w:rFonts w:hint="cs"/>
+          <w:rtl/>
+        </w:rPr>
+        <w:t xml:space="preserve"> והדפסת גדלי הערימות כפי שהוגדר.</w:t>
+      </w:r>
+    </w:p>
+    <w:p>
+      <w:pPr>
+        <w:bidi/>
+      </w:pPr>
+      <w:proofErr w:type="spellStart"/>
+      <w:r>
+        <w:rPr>
+          <w:b/>
+          <w:bCs/>
+          <w:sz w:val="24"/>
+          <w:szCs w:val="24"/>
+        </w:rPr>
+        <w:t>socket_IO_tools.c</w:t>
+      </w:r>
+      <w:proofErr w:type="spellEnd"/>
+      <w:r>
+        <w:rPr>
+          <w:b/>
+          <w:bCs/>
+          <w:sz w:val="24"/>
+          <w:szCs w:val="24"/>
         </w:rPr>
         <w:t xml:space="preserve">, </w:t>
       </w:r>
@@ -1669,86 +1768,8 @@
         <w:rPr>
           <w:b/>
           <w:bCs/>
-          <w:u w:val="single"/>
-        </w:rPr>
-        <w:t>client_game_tools.h</w:t>
-      </w:r>
-      <w:proofErr w:type="spellEnd"/>
-      <w:r>
-        <w:rPr>
-          <w:rFonts w:hint="cs"/>
-          <w:u w:val="single"/>
-          <w:rtl/>
-        </w:rPr>
-        <w:t xml:space="preserve">- </w:t>
-      </w:r>
-      <w:r>
-        <w:rPr>
-          <w:rFonts w:hint="cs"/>
-          <w:rtl/>
-        </w:rPr>
-        <w:t xml:space="preserve">מתודות עזר עבור </w:t>
-      </w:r>
-      <w:proofErr w:type="spellStart"/>
-      <w:r>
-        <w:t>client.c</w:t>
-      </w:r>
-      <w:proofErr w:type="spellEnd"/>
-      <w:r>
-        <w:rPr>
-          <w:rFonts w:hint="cs"/>
-          <w:rtl/>
-        </w:rPr>
-        <w:t>.</w:t>
-      </w:r>
-      <w:proofErr w:type="gramEnd"/>
-      <w:r>
-        <w:rPr>
-          <w:rFonts w:hint="cs"/>
-          <w:rtl/>
-        </w:rPr>
-        <w:t xml:space="preserve"> מטפלות בפלט למשתמש: הדפסת כותרות, בקשות, הדפסת זהות המנצח, הדפסת </w:t>
-      </w:r>
-      <w:r>
-        <w:rPr>
-          <w:rFonts w:hint="cs"/>
-          <w:rtl/>
-        </w:rPr>
-        <w:t>אישורי מהלכים</w:t>
-      </w:r>
-      <w:r>
-        <w:rPr>
-          <w:rFonts w:hint="cs"/>
-          <w:rtl/>
-        </w:rPr>
-        <w:t xml:space="preserve"> והדפסת גדלי הערימות כפי שהוגדר.</w:t>
-      </w:r>
-    </w:p>
-    <w:p>
-      <w:pPr>
-        <w:bidi/>
-      </w:pPr>
-      <w:proofErr w:type="spellStart"/>
-      <w:r>
-        <w:rPr>
-          <w:b/>
-          <w:bCs/>
-        </w:rPr>
-        <w:t>socket_IO_tools.c</w:t>
-      </w:r>
-      <w:proofErr w:type="spellEnd"/>
-      <w:r>
-        <w:rPr>
-          <w:b/>
-          <w:bCs/>
-        </w:rPr>
-        <w:t xml:space="preserve">, </w:t>
-      </w:r>
-      <w:proofErr w:type="spellStart"/>
-      <w:r>
-        <w:rPr>
-          <w:b/>
-          <w:bCs/>
+          <w:sz w:val="24"/>
+          <w:szCs w:val="24"/>
         </w:rPr>
         <w:t>socket_IO_tools.h</w:t>
       </w:r>
@@ -1828,6 +1849,8 @@
         <w:rPr>
           <w:b/>
           <w:bCs/>
+          <w:sz w:val="24"/>
+          <w:szCs w:val="24"/>
         </w:rPr>
         <w:t>n</w:t>
       </w:r>
@@ -1835,6 +1858,8 @@
         <w:rPr>
           <w:b/>
           <w:bCs/>
+          <w:sz w:val="24"/>
+          <w:szCs w:val="24"/>
         </w:rPr>
         <w:t>im_game.c</w:t>
       </w:r>
@@ -1843,6 +1868,8 @@
         <w:rPr>
           <w:b/>
           <w:bCs/>
+          <w:sz w:val="24"/>
+          <w:szCs w:val="24"/>
         </w:rPr>
         <w:t xml:space="preserve">, </w:t>
       </w:r>
@@ -1851,6 +1878,8 @@
         <w:rPr>
           <w:b/>
           <w:bCs/>
+          <w:sz w:val="24"/>
+          <w:szCs w:val="24"/>
         </w:rPr>
         <w:t>n</w:t>
       </w:r>
@@ -1858,6 +1887,8 @@
         <w:rPr>
           <w:b/>
           <w:bCs/>
+          <w:sz w:val="24"/>
+          <w:szCs w:val="24"/>
         </w:rPr>
         <w:t>im_game.h</w:t>
       </w:r>
@@ -2038,7 +2069,21 @@
           <w:rFonts w:hint="cs"/>
           <w:rtl/>
         </w:rPr>
-        <w:t xml:space="preserve">פונקציה זו מקבלת כפרמטרים את המהלך של הלקוח (מספר ערמה וכמות פריטים לקחת) ומחזירה האם המהלך היה חוקי וערך </w:t>
+        <w:t>פונקציה זו מקבלת כפרמטרים את המהלך של הלקוח (מספר ערמה וכמות פריטים לקחת)</w:t>
+      </w:r>
+      <w:r>
+        <w:rPr>
+          <w:rFonts w:hint="cs"/>
+          <w:rtl/>
+        </w:rPr>
+        <w:t>, מבצעת את המהלך של הלקוח ואת הלוגיקה של השרת</w:t>
+      </w:r>
+      <w:r>
+        <w:rPr>
+          <w:rFonts w:hint="cs"/>
+          <w:rtl/>
+        </w:rPr>
+        <w:t xml:space="preserve"> ומחזירה האם המהלך היה חוקי וערך </w:t>
       </w:r>
       <w:r>
         <w:t>(</w:t>
@@ -2072,144 +2117,151 @@
         <w:rPr>
           <w:b/>
           <w:bCs/>
-        </w:rPr>
-        <w:t>g</w:t>
-      </w:r>
-      <w:r>
-        <w:rPr>
-          <w:b/>
-          <w:bCs/>
-        </w:rPr>
-        <w:t>ame_server.c</w:t>
-      </w:r>
-      <w:proofErr w:type="spellEnd"/>
-      <w:r>
-        <w:rPr>
-          <w:rFonts w:hint="cs"/>
-          <w:rtl/>
-        </w:rPr>
-        <w:t>,</w:t>
-      </w:r>
-      <w:r>
-        <w:t xml:space="preserve"> </w:t>
-      </w:r>
-      <w:proofErr w:type="spellStart"/>
-      <w:r>
-        <w:rPr>
-          <w:b/>
-          <w:bCs/>
-        </w:rPr>
-        <w:t>g</w:t>
-      </w:r>
-      <w:r>
-        <w:rPr>
-          <w:b/>
-          <w:bCs/>
-        </w:rPr>
-        <w:t>ame_server.h</w:t>
-      </w:r>
-      <w:proofErr w:type="spellEnd"/>
-      <w:r>
-        <w:rPr>
-          <w:rFonts w:hint="cs"/>
-          <w:rtl/>
-        </w:rPr>
-        <w:t>- מימוש צד השרת.</w:t>
-      </w:r>
-      <w:proofErr w:type="gramEnd"/>
-      <w:r>
-        <w:rPr>
-          <w:rFonts w:hint="cs"/>
-          <w:rtl/>
-        </w:rPr>
-        <w:t xml:space="preserve"> הקובץ אחראי על קריאת הפרמטרים של הקלט, יצירת חיבור עם צד הלקוח </w:t>
-      </w:r>
-      <w:r>
-        <w:rPr>
-          <w:rFonts w:hint="cs"/>
-          <w:rtl/>
-        </w:rPr>
-        <w:t>וניהול התקשורת מול</w:t>
-      </w:r>
-      <w:r>
-        <w:rPr>
-          <w:rFonts w:hint="cs"/>
-          <w:rtl/>
-        </w:rPr>
-        <w:t xml:space="preserve">ו לפי הפרוטוקול (יצירה ושליחה של הודעות, קבלת הודעות מהלקוח </w:t>
-      </w:r>
-      <w:r>
-        <w:rPr>
-          <w:rFonts w:hint="cs"/>
-          <w:rtl/>
-        </w:rPr>
-        <w:lastRenderedPageBreak/>
-        <w:t xml:space="preserve">ופענוחן </w:t>
-      </w:r>
-      <w:r>
-        <w:rPr>
-          <w:rFonts w:hint="cs"/>
-          <w:rtl/>
-        </w:rPr>
-        <w:t xml:space="preserve">ע"פ הפרוטוקול). מחלקה זו משתמשת במחלקה </w:t>
-      </w:r>
-      <w:proofErr w:type="spellStart"/>
-      <w:r>
-        <w:t>n</w:t>
-      </w:r>
-      <w:r>
-        <w:t>im_game</w:t>
-      </w:r>
-      <w:proofErr w:type="spellEnd"/>
-      <w:r>
-        <w:rPr>
-          <w:rFonts w:hint="cs"/>
-          <w:rtl/>
-        </w:rPr>
-        <w:t xml:space="preserve"> לצורך ניהול המשחק ונעזרת בפונקציות של </w:t>
-      </w:r>
-      <w:proofErr w:type="spellStart"/>
-      <w:r>
-        <w:t>socket_IO_tools</w:t>
-      </w:r>
-      <w:proofErr w:type="spellEnd"/>
-      <w:r>
-        <w:rPr>
-          <w:rFonts w:hint="cs"/>
-          <w:b/>
-          <w:bCs/>
-          <w:rtl/>
-        </w:rPr>
-        <w:t>.</w:t>
-      </w:r>
-    </w:p>
-    <w:p>
-      <w:pPr>
-        <w:bidi/>
-        <w:rPr>
-          <w:b/>
-          <w:bCs/>
-          <w:rtl/>
-        </w:rPr>
-      </w:pPr>
-      <w:r>
-        <w:rPr>
-          <w:rFonts w:hint="cs"/>
-          <w:b/>
-          <w:bCs/>
-          <w:rtl/>
-        </w:rPr>
-        <w:t>הערה: תיעוד מתודות ניתן למצוא בקבצי המקור עצמם.</w:t>
-      </w:r>
-    </w:p>
-    <w:p>
-      <w:pPr>
-        <w:bidi/>
-        <w:rPr>
-          <w:b/>
-          <w:bCs/>
           <w:sz w:val="24"/>
           <w:szCs w:val="24"/>
+        </w:rPr>
+        <w:lastRenderedPageBreak/>
+        <w:t>g</w:t>
+      </w:r>
+      <w:r>
+        <w:rPr>
+          <w:b/>
+          <w:bCs/>
+          <w:sz w:val="24"/>
+          <w:szCs w:val="24"/>
+        </w:rPr>
+        <w:t>ame_server.c</w:t>
+      </w:r>
+      <w:proofErr w:type="spellEnd"/>
+      <w:r>
+        <w:rPr>
+          <w:rFonts w:hint="cs"/>
+          <w:sz w:val="24"/>
+          <w:szCs w:val="24"/>
+          <w:rtl/>
+        </w:rPr>
+        <w:t>,</w:t>
+      </w:r>
+      <w:r>
+        <w:rPr>
+          <w:sz w:val="24"/>
+          <w:szCs w:val="24"/>
+        </w:rPr>
+        <w:t xml:space="preserve"> </w:t>
+      </w:r>
+      <w:proofErr w:type="spellStart"/>
+      <w:r>
+        <w:rPr>
+          <w:b/>
+          <w:bCs/>
+          <w:sz w:val="24"/>
+          <w:szCs w:val="24"/>
+        </w:rPr>
+        <w:t>g</w:t>
+      </w:r>
+      <w:r>
+        <w:rPr>
+          <w:b/>
+          <w:bCs/>
+          <w:sz w:val="24"/>
+          <w:szCs w:val="24"/>
+        </w:rPr>
+        <w:t>ame_server.h</w:t>
+      </w:r>
+      <w:proofErr w:type="spellEnd"/>
+      <w:r>
+        <w:rPr>
+          <w:rFonts w:hint="cs"/>
+          <w:rtl/>
+        </w:rPr>
+        <w:t>- מימוש צד השרת.</w:t>
+      </w:r>
+      <w:proofErr w:type="gramEnd"/>
+      <w:r>
+        <w:rPr>
+          <w:rFonts w:hint="cs"/>
+          <w:rtl/>
+        </w:rPr>
+        <w:t xml:space="preserve"> הקובץ אחראי על קריאת הפרמטרים של הקלט, יצירת חיבור עם צד הלקוח </w:t>
+      </w:r>
+      <w:r>
+        <w:rPr>
+          <w:rFonts w:hint="cs"/>
+          <w:rtl/>
+        </w:rPr>
+        <w:t>וניהול התקשורת מול</w:t>
+      </w:r>
+      <w:r>
+        <w:rPr>
+          <w:rFonts w:hint="cs"/>
+          <w:rtl/>
+        </w:rPr>
+        <w:t xml:space="preserve">ו לפי הפרוטוקול (יצירה ושליחה של הודעות, קבלת הודעות מהלקוח ופענוחן </w:t>
+      </w:r>
+      <w:r>
+        <w:rPr>
+          <w:rFonts w:hint="cs"/>
+          <w:rtl/>
+        </w:rPr>
+        <w:t xml:space="preserve">ע"פ הפרוטוקול). מחלקה זו משתמשת במחלקה </w:t>
+      </w:r>
+      <w:proofErr w:type="spellStart"/>
+      <w:r>
+        <w:t>n</w:t>
+      </w:r>
+      <w:r>
+        <w:t>im_game</w:t>
+      </w:r>
+      <w:proofErr w:type="spellEnd"/>
+      <w:r>
+        <w:rPr>
+          <w:rFonts w:hint="cs"/>
+          <w:rtl/>
+        </w:rPr>
+        <w:t xml:space="preserve"> לצורך ניהול המשחק ונעזרת בפונקציות של </w:t>
+      </w:r>
+      <w:proofErr w:type="spellStart"/>
+      <w:r>
+        <w:t>socket_IO_tools</w:t>
+      </w:r>
+      <w:proofErr w:type="spellEnd"/>
+      <w:r>
+        <w:rPr>
+          <w:rFonts w:hint="cs"/>
+          <w:b/>
+          <w:bCs/>
+          <w:rtl/>
+        </w:rPr>
+        <w:t>.</w:t>
+      </w:r>
+    </w:p>
+    <w:p>
+      <w:pPr>
+        <w:bidi/>
+        <w:rPr>
+          <w:b/>
+          <w:bCs/>
+          <w:rtl/>
+        </w:rPr>
+      </w:pPr>
+      <w:r>
+        <w:rPr>
+          <w:rFonts w:hint="cs"/>
+          <w:b/>
+          <w:bCs/>
+          <w:rtl/>
+        </w:rPr>
+        <w:t>הערה: תיעוד מתודות ניתן למצוא בקבצי המקור עצמם.</w:t>
+      </w:r>
+    </w:p>
+    <w:p>
+      <w:pPr>
+        <w:bidi/>
+        <w:rPr>
+          <w:b/>
+          <w:bCs/>
+          <w:sz w:val="24"/>
+          <w:szCs w:val="24"/>
           <w:rtl/>
         </w:rPr>
       </w:pPr>
@@ -2232,7 +2284,18 @@
           <w:szCs w:val="28"/>
           <w:rtl/>
         </w:rPr>
-        <w:t>הנחות ו</w:t>
+        <w:t>טיפול בשגיאות</w:t>
+      </w:r>
+      <w:r>
+        <w:rPr>
+          <w:rFonts w:hint="cs"/>
+          <w:b/>
+          <w:bCs/>
+          <w:sz w:val="28"/>
+          <w:szCs w:val="28"/>
+          <w:rtl/>
+        </w:rPr>
+        <w:t xml:space="preserve"> ו</w:t>
       </w:r>
       <w:r>
         <w:rPr>
@@ -2301,7 +2364,23 @@
           <w:rFonts w:hint="cs"/>
           <w:rtl/>
         </w:rPr>
-        <w:t>קלט מהמשתמש לצורך ביצוע מהלך צריך להיות מהצורה</w:t>
+        <w:t xml:space="preserve">קלט מהמשתמש </w:t>
+      </w:r>
+      <w:r>
+        <w:rPr>
+          <w:rFonts w:hint="cs"/>
+          <w:b/>
+          <w:bCs/>
+          <w:rtl/>
+        </w:rPr>
+        <w:t>לצורך ביצוע מהלך</w:t>
+      </w:r>
+      <w:r>
+        <w:rPr>
+          <w:rFonts w:hint="cs"/>
+          <w:rtl/>
+        </w:rPr>
+        <w:t xml:space="preserve"> צריך להיות מהצורה</w:t>
       </w:r>
       <w:r>
         <w:rPr>
@@ -2338,9 +2417,6 @@
       <w:pPr>
         <w:pStyle w:val="a3"/>
         <w:bidi/>
-        <w:rPr>
-          <w:rtl/>
-        </w:rPr>
       </w:pPr>
       <w:r>
         <w:rPr>
@@ -2349,6 +2425,16 @@
         </w:rPr>
         <w:t>(כאשר המספר האחרון הוא חיובי ממש)</w:t>
       </w:r>
+      <w:r>
+        <w:rPr>
+          <w:rFonts w:hint="cs"/>
+          <w:rtl/>
+        </w:rPr>
+        <w:t xml:space="preserve"> למשל: </w:t>
+      </w:r>
+      <w:r>
+        <w:t>A 500</w:t>
+      </w:r>
     </w:p>
     <w:p>
       <w:pPr>
@@ -2363,7 +2449,88 @@
           <w:rFonts w:hint="cs"/>
           <w:rtl/>
         </w:rPr>
-        <w:t xml:space="preserve">קלט שהוא בקשה לסגירת התוכנית צריך להיות התו </w:t>
+        <w:t>או מהצורה</w:t>
+      </w:r>
+    </w:p>
+    <w:p>
+      <w:pPr>
+        <w:pStyle w:val="a3"/>
+        <w:rPr>
+          <w:rtl/>
+        </w:rPr>
+      </w:pPr>
+      <w:r>
+        <w:t>[A-D] [</w:t>
+      </w:r>
+      <w:proofErr w:type="gramStart"/>
+      <w:r>
+        <w:rPr>
+          <w:b/>
+          <w:bCs/>
+        </w:rPr>
+        <w:t>unsigned</w:t>
+      </w:r>
+      <w:proofErr w:type="gramEnd"/>
+      <w:r>
+        <w:t xml:space="preserve"> short]</w:t>
+      </w:r>
+    </w:p>
+    <w:p>
+      <w:pPr>
+        <w:pStyle w:val="a3"/>
+        <w:bidi/>
+      </w:pPr>
+      <w:r>
+        <w:rPr>
+          <w:rFonts w:hint="cs"/>
+          <w:rtl/>
+        </w:rPr>
+        <w:t>(כלומר כמו מקודם אך ללא הרווח)</w:t>
+      </w:r>
+      <w:r>
+        <w:t xml:space="preserve">         </w:t>
+      </w:r>
+      <w:r>
+        <w:rPr>
+          <w:rFonts w:hint="cs"/>
+          <w:rtl/>
+        </w:rPr>
+        <w:t xml:space="preserve"> למשל: </w:t>
+      </w:r>
+      <w:r>
+        <w:t>D29</w:t>
+      </w:r>
+    </w:p>
+    <w:p>
+      <w:pPr>
+        <w:pStyle w:val="a3"/>
+        <w:bidi/>
+        <w:rPr>
+          <w:rtl/>
+        </w:rPr>
+      </w:pPr>
+      <w:r>
+        <w:rPr>
+          <w:rFonts w:hint="cs"/>
+          <w:rtl/>
+        </w:rPr>
+        <w:t xml:space="preserve">קלט שהוא בקשה </w:t>
+      </w:r>
+      <w:r>
+        <w:rPr>
+          <w:rFonts w:hint="cs"/>
+          <w:b/>
+          <w:bCs/>
+          <w:rtl/>
+        </w:rPr>
+        <w:t>לסגירת התוכנית</w:t>
+      </w:r>
+      <w:r>
+        <w:rPr>
+          <w:rFonts w:hint="cs"/>
+          <w:rtl/>
+        </w:rPr>
+        <w:t xml:space="preserve"> צריך להיות התו </w:t>
       </w:r>
       <w:r>
         <w:rPr>
@@ -2376,7 +2543,82 @@
           <w:rFonts w:hint="cs"/>
           <w:rtl/>
         </w:rPr>
-        <w:t xml:space="preserve"> בלבד.</w:t>
+        <w:t xml:space="preserve"> בלבד, או כל מחרוזת אחרת שמתחילה ב-</w:t>
+      </w:r>
+      <w:r>
+        <w:rPr>
+          <w:rFonts w:hint="cs"/>
+        </w:rPr>
+        <w:t>Q</w:t>
+      </w:r>
+      <w:r>
+        <w:rPr>
+          <w:rFonts w:hint="cs"/>
+          <w:rtl/>
+        </w:rPr>
+        <w:t xml:space="preserve"> (לא נקרא את יתר התווים אחרי שקראנו </w:t>
+      </w:r>
+      <w:r>
+        <w:rPr>
+          <w:rFonts w:hint="cs"/>
+        </w:rPr>
+        <w:t>Q</w:t>
+      </w:r>
+      <w:r>
+        <w:rPr>
+          <w:rFonts w:hint="cs"/>
+          <w:rtl/>
+        </w:rPr>
+        <w:t>)</w:t>
+      </w:r>
+      <w:r>
+        <w:rPr>
+          <w:rFonts w:hint="cs"/>
+        </w:rPr>
+        <w:t xml:space="preserve">   </w:t>
+      </w:r>
+      <w:r>
+        <w:rPr>
+          <w:rFonts w:hint="cs"/>
+          <w:rtl/>
+        </w:rPr>
+        <w:t xml:space="preserve">למשל: </w:t>
+      </w:r>
+      <w:r>
+        <w:t>Q</w:t>
+      </w:r>
+      <w:r>
+        <w:rPr>
+          <w:rFonts w:hint="cs"/>
+          <w:rtl/>
+        </w:rPr>
+        <w:t xml:space="preserve"> או </w:t>
+      </w:r>
+      <w:r>
+        <w:rPr>
+          <w:rFonts w:hint="cs"/>
+        </w:rPr>
+        <w:t>QAFD</w:t>
+      </w:r>
+      <w:r>
+        <w:rPr>
+          <w:rFonts w:hint="cs"/>
+          <w:rtl/>
+        </w:rPr>
+        <w:t xml:space="preserve"> או </w:t>
+      </w:r>
+      <w:r>
+        <w:rPr>
+          <w:rFonts w:hint="cs"/>
+        </w:rPr>
+        <w:t>Q543294</w:t>
+      </w:r>
+      <w:r>
+        <w:rPr>
+          <w:rFonts w:hint="cs"/>
+          <w:rtl/>
+        </w:rPr>
+        <w:t>.</w:t>
       </w:r>
     </w:p>
     <w:p>
@@ -2387,70 +2629,28 @@
           <w:rtl/>
         </w:rPr>
       </w:pPr>
-      <w:r>
-        <w:rPr>
-          <w:rFonts w:hint="cs"/>
-          <w:rtl/>
-        </w:rPr>
-        <w:t xml:space="preserve">סטייה מהפורמט הנ"ל תגרום להתנהגות לא מוגדרת של התוכנית. </w:t>
-      </w:r>
-      <w:r>
-        <w:rPr>
-          <w:rFonts w:hint="cs"/>
-          <w:rtl/>
-          <w:lang w:val="ru-RU"/>
-        </w:rPr>
-        <w:t>אבל,</w:t>
-      </w:r>
-      <w:r>
-        <w:rPr>
-          <w:rFonts w:hint="cs"/>
-          <w:rtl/>
-          <w:lang w:val="ru-RU"/>
-        </w:rPr>
-        <w:t xml:space="preserve"> למשל,</w:t>
-      </w:r>
-      <w:r>
-        <w:t xml:space="preserve"> </w:t>
-      </w:r>
-      <w:r>
-        <w:rPr>
-          <w:rFonts w:hint="cs"/>
-          <w:rtl/>
-        </w:rPr>
-        <w:t xml:space="preserve">במקרה שבו הארגומנט השלישי הוא לא </w:t>
-      </w:r>
-      <w:r>
-        <w:t>unsigned short</w:t>
-      </w:r>
-      <w:r>
-        <w:rPr>
-          <w:rFonts w:hint="cs"/>
-          <w:rtl/>
-        </w:rPr>
-        <w:t xml:space="preserve"> חיובי ממש, תודפס שגיאה</w:t>
-      </w:r>
-      <w:r>
-        <w:rPr>
-          <w:rFonts w:hint="cs"/>
-          <w:rtl/>
-        </w:rPr>
-        <w:t xml:space="preserve"> והתוכנית תסתיים</w:t>
-      </w:r>
-      <w:r>
-        <w:rPr>
-          <w:rFonts w:hint="cs"/>
-          <w:rtl/>
-        </w:rPr>
-        <w:t>.</w:t>
-      </w:r>
     </w:p>
     <w:p>
       <w:pPr>
         <w:pStyle w:val="a3"/>
         <w:bidi/>
         <w:rPr>
-          <w:rFonts w:hint="cs"/>
+          <w:rtl/>
+        </w:rPr>
+      </w:pPr>
+      <w:r>
+        <w:rPr>
+          <w:rFonts w:hint="cs"/>
+          <w:rtl/>
+        </w:rPr>
+        <w:t>קלט שלא עונה על הפורמט שתואר מעלה יחשב כקלט לא תקין לתוכנית, התוכנית תדפיס הודעת שגיאה מתאימה ותסיים את ריצתה.</w:t>
+      </w:r>
+    </w:p>
+    <w:p>
+      <w:pPr>
+        <w:pStyle w:val="a3"/>
+        <w:bidi/>
+        <w:rPr>
           <w:u w:val="single"/>
         </w:rPr>
       </w:pPr>
@@ -2464,39 +2664,76 @@
         </w:numPr>
         <w:bidi/>
         <w:rPr>
-          <w:rFonts w:hint="cs"/>
           <w:u w:val="single"/>
         </w:rPr>
       </w:pPr>
       <w:r>
         <w:rPr>
           <w:rFonts w:hint="cs"/>
-          <w:rtl/>
-        </w:rPr>
-        <w:t xml:space="preserve">אם הלקוח מחכה לקלט מהמשתמש ובזמן זה השרת נסגר, </w:t>
-      </w:r>
-      <w:r>
-        <w:rPr>
-          <w:rFonts w:hint="cs"/>
-          <w:u w:val="single"/>
-          <w:rtl/>
-        </w:rPr>
-        <w:t xml:space="preserve">אז הלקוח יודיע על סגירת הקשר רק לאחר </w:t>
-      </w:r>
-      <w:r>
-        <w:rPr>
-          <w:rFonts w:hint="cs"/>
-          <w:u w:val="single"/>
-          <w:rtl/>
-        </w:rPr>
-        <w:t>שהמשתמש הזין את הקלט</w:t>
-      </w:r>
-      <w:r>
-        <w:rPr>
-          <w:rFonts w:hint="cs"/>
-          <w:rtl/>
-        </w:rPr>
-        <w:t>. במקרה שבו הנתונים שנקלטים אינם תקינים, ההתנהגות אינה מוגדרת (עבור רוב השגיאות תודפס הודעת שגיאה של קלט לא נכון והלקוח ייסגר מבלי להתייחס להתנתקות השרת)</w:t>
+          <w:b/>
+          <w:bCs/>
+          <w:rtl/>
+        </w:rPr>
+        <w:t>אם הלקוח מחכה לקלט מהמשתמש ובזמן זה השרת נסגר</w:t>
+      </w:r>
+      <w:r>
+        <w:rPr>
+          <w:rFonts w:hint="cs"/>
+          <w:rtl/>
+        </w:rPr>
+        <w:t xml:space="preserve">, </w:t>
+      </w:r>
+      <w:r>
+        <w:rPr>
+          <w:rFonts w:hint="cs"/>
+          <w:b/>
+          <w:bCs/>
+          <w:rtl/>
+        </w:rPr>
+        <w:t>אז הלקוח יודיע על סגירת הקשר רק לאחר שהמשתמש הזין את הקלט</w:t>
+      </w:r>
+      <w:r>
+        <w:rPr>
+          <w:rFonts w:hint="cs"/>
+          <w:rtl/>
+        </w:rPr>
+        <w:t xml:space="preserve">. </w:t>
+      </w:r>
+      <w:r>
+        <w:rPr>
+          <w:rFonts w:hint="cs"/>
+          <w:b/>
+          <w:bCs/>
+          <w:rtl/>
+        </w:rPr>
+        <w:t xml:space="preserve">במקרה שבו הנתונים </w:t>
+      </w:r>
+      <w:r>
+        <w:rPr>
+          <w:rFonts w:hint="cs"/>
+          <w:b/>
+          <w:bCs/>
+          <w:rtl/>
+        </w:rPr>
+        <w:t xml:space="preserve">שנקלטים מהמשתמש לא חוקיים (דהיינו, לא ענו על הפורמט שתואר </w:t>
+      </w:r>
+      <w:r>
+        <w:rPr>
+          <w:rFonts w:hint="cs"/>
+          <w:b/>
+          <w:bCs/>
+          <w:rtl/>
+        </w:rPr>
+        <w:t>בסעיף הקודם</w:t>
+      </w:r>
+      <w:r>
+        <w:rPr>
+          <w:rFonts w:hint="cs"/>
+          <w:b/>
+          <w:bCs/>
+          <w:rtl/>
+        </w:rPr>
+        <w:t>) תודפס הודעת שגיאה על קלט לא תקין ולאחר מכן התוכנית תסתיים מבלי להדפיס כי השרת סגר את הקשר!</w:t>
       </w:r>
     </w:p>
     <w:p>
@@ -2637,35 +2874,12 @@
           <w:rtl/>
         </w:rPr>
       </w:pPr>
-      <w:r>
-        <w:rPr>
-          <w:rFonts w:hint="cs"/>
-          <w:rtl/>
-        </w:rPr>
-        <w:t xml:space="preserve">5. סגירה </w:t>
-      </w:r>
-      <w:r>
-        <w:rPr>
-          <w:rFonts w:hint="cs"/>
-          <w:u w:val="single"/>
-          <w:rtl/>
-        </w:rPr>
-        <w:t xml:space="preserve">לא צפויה </w:t>
-      </w:r>
-      <w:r>
-        <w:rPr>
-          <w:rFonts w:hint="cs"/>
-          <w:rtl/>
-        </w:rPr>
-        <w:t>של החיבור מצד השרת (לא צפויה לפי הפרוטוקול)</w:t>
-      </w:r>
     </w:p>
     <w:p>
       <w:pPr>
         <w:pStyle w:val="a3"/>
         <w:bidi/>
         <w:rPr>
-          <w:rFonts w:hint="cs"/>
           <w:rtl/>
         </w:rPr>
       </w:pPr>
@@ -2817,108 +3031,283 @@
       <w:r>
         <w:rPr>
           <w:rFonts w:hint="cs"/>
+          <w:rtl/>
+        </w:rPr>
+        <w:t>:</w:t>
+      </w:r>
+    </w:p>
+    <w:p>
+      <w:pPr>
+        <w:bidi/>
+        <w:rPr>
+          <w:rtl/>
+        </w:rPr>
+      </w:pPr>
+      <w:r>
+        <w:rPr>
+          <w:rFonts w:hint="cs"/>
+          <w:rtl/>
+        </w:rPr>
+        <w:lastRenderedPageBreak/>
+        <w:t xml:space="preserve">1. קלט לתוכנית אינו תקין (לא כפי שהוגדר בתרגיל) </w:t>
+      </w:r>
+    </w:p>
+    <w:p>
+      <w:pPr>
+        <w:bidi/>
+        <w:rPr>
+          <w:rtl/>
+        </w:rPr>
+      </w:pPr>
+      <w:r>
+        <w:rPr>
+          <w:rFonts w:hint="cs"/>
+          <w:rtl/>
+        </w:rPr>
+        <w:t>2. שגיאה ביצירת או סגירת שקע (</w:t>
+      </w:r>
+      <w:r>
+        <w:t>socket</w:t>
+      </w:r>
+      <w:r>
+        <w:rPr>
+          <w:rFonts w:hint="cs"/>
+          <w:rtl/>
+        </w:rPr>
+        <w:t>)</w:t>
+      </w:r>
+    </w:p>
+    <w:p>
+      <w:pPr>
+        <w:bidi/>
+        <w:rPr>
+          <w:rtl/>
+        </w:rPr>
+      </w:pPr>
+      <w:r>
+        <w:rPr>
+          <w:rFonts w:hint="cs"/>
+          <w:rtl/>
+        </w:rPr>
+        <w:t>3. שגיאה ב</w:t>
+      </w:r>
+      <w:r>
+        <w:t>bind</w:t>
+      </w:r>
+      <w:r>
+        <w:rPr>
+          <w:rFonts w:hint="cs"/>
+          <w:rtl/>
+        </w:rPr>
+        <w:t xml:space="preserve"> לפורט הרצוי</w:t>
+      </w:r>
+    </w:p>
+    <w:p>
+      <w:pPr>
+        <w:bidi/>
+      </w:pPr>
+      <w:r>
+        <w:rPr>
+          <w:rFonts w:hint="cs"/>
+          <w:rtl/>
+        </w:rPr>
+        <w:t>4. שגיאה בהקשבה על ה</w:t>
+      </w:r>
+      <w:r>
+        <w:t>port</w:t>
+      </w:r>
+    </w:p>
+    <w:p>
+      <w:pPr>
+        <w:bidi/>
+        <w:rPr>
+          <w:rtl/>
+        </w:rPr>
+      </w:pPr>
+      <w:r>
+        <w:rPr>
+          <w:rFonts w:hint="cs"/>
+          <w:rtl/>
+        </w:rPr>
+        <w:t xml:space="preserve">5. שגיאה באישור בקשה מהלקוח </w:t>
+      </w:r>
+      <w:r>
+        <w:t>(accept)</w:t>
+      </w:r>
+      <w:r>
+        <w:rPr>
+          <w:rFonts w:hint="cs"/>
+          <w:rtl/>
+        </w:rPr>
+        <w:t>.</w:t>
+      </w:r>
+    </w:p>
+    <w:p>
+      <w:pPr>
+        <w:bidi/>
+        <w:rPr>
+          <w:rtl/>
+        </w:rPr>
+      </w:pPr>
+      <w:r>
+        <w:rPr>
+          <w:rFonts w:hint="cs"/>
+          <w:rtl/>
+        </w:rPr>
+        <w:t xml:space="preserve">3. שגיאה בקבלת מידע מהשרת, שגיאה בשליחת מידע </w:t>
+      </w:r>
+      <w:r>
+        <w:rPr>
+          <w:rFonts w:hint="cs"/>
+          <w:rtl/>
+        </w:rPr>
+        <w:t>ללקוח</w:t>
+      </w:r>
+    </w:p>
+    <w:p>
+      <w:pPr>
+        <w:bidi/>
+        <w:rPr>
+          <w:rtl/>
+        </w:rPr>
+      </w:pPr>
+      <w:r>
+        <w:rPr>
+          <w:rFonts w:hint="cs"/>
+          <w:rtl/>
+        </w:rPr>
+        <w:t xml:space="preserve">4. סגירה </w:t>
+      </w:r>
+      <w:r>
+        <w:rPr>
+          <w:rFonts w:hint="cs"/>
           <w:u w:val="single"/>
           <w:rtl/>
         </w:rPr>
-        <w:t>:</w:t>
-      </w:r>
-    </w:p>
-    <w:p>
-      <w:pPr>
-        <w:bidi/>
-        <w:rPr>
-          <w:rtl/>
-        </w:rPr>
-      </w:pPr>
-      <w:r>
-        <w:rPr>
-          <w:rFonts w:hint="cs"/>
-          <w:rtl/>
-        </w:rPr>
-        <w:t xml:space="preserve">1. קלט לתוכנית אינו תקין (לא כפי שהוגדר בתרגיל) </w:t>
-      </w:r>
-    </w:p>
-    <w:p>
-      <w:pPr>
-        <w:bidi/>
-        <w:rPr>
-          <w:rtl/>
-        </w:rPr>
-      </w:pPr>
-      <w:r>
-        <w:rPr>
-          <w:rFonts w:hint="cs"/>
-          <w:rtl/>
-        </w:rPr>
-        <w:t>2. שגיאה ביצירת או סגירת שקע (</w:t>
-      </w:r>
-      <w:r>
-        <w:t>socket</w:t>
-      </w:r>
-      <w:r>
-        <w:rPr>
-          <w:rFonts w:hint="cs"/>
-          <w:rtl/>
-        </w:rPr>
-        <w:t>)</w:t>
-      </w:r>
-    </w:p>
-    <w:p>
-      <w:pPr>
-        <w:bidi/>
-        <w:rPr>
-          <w:rtl/>
-        </w:rPr>
-      </w:pPr>
-      <w:r>
-        <w:rPr>
-          <w:rFonts w:hint="cs"/>
-          <w:rtl/>
-        </w:rPr>
-        <w:t>3. שגיאה ב</w:t>
-      </w:r>
-      <w:r>
-        <w:t>bind</w:t>
-      </w:r>
-      <w:r>
-        <w:rPr>
-          <w:rFonts w:hint="cs"/>
-          <w:rtl/>
-        </w:rPr>
-        <w:t xml:space="preserve"> לפורט הרצוי</w:t>
-      </w:r>
-    </w:p>
-    <w:p>
-      <w:pPr>
-        <w:bidi/>
-      </w:pPr>
-      <w:r>
-        <w:rPr>
-          <w:rFonts w:hint="cs"/>
-          <w:rtl/>
-        </w:rPr>
-        <w:t>4. שגיאה בהקשבה על ה</w:t>
-      </w:r>
-      <w:r>
-        <w:t>port</w:t>
-      </w:r>
-    </w:p>
-    <w:p>
-      <w:pPr>
-        <w:bidi/>
-        <w:rPr>
-          <w:rtl/>
-        </w:rPr>
-      </w:pPr>
-      <w:r>
-        <w:rPr>
-          <w:rFonts w:hint="cs"/>
-          <w:rtl/>
-        </w:rPr>
-        <w:t xml:space="preserve">5. שגיאה באישור בקשה מהלקוח </w:t>
-      </w:r>
-      <w:r>
-        <w:t>(accept)</w:t>
+        <w:t xml:space="preserve">לא צפויה </w:t>
+      </w:r>
+      <w:r>
+        <w:rPr>
+          <w:rFonts w:hint="cs"/>
+          <w:rtl/>
+        </w:rPr>
+        <w:t xml:space="preserve">של החיבור מצד </w:t>
+      </w:r>
+      <w:r>
+        <w:rPr>
+          <w:rFonts w:hint="cs"/>
+          <w:rtl/>
+        </w:rPr>
+        <w:t>הלקוח</w:t>
+      </w:r>
+      <w:r>
+        <w:rPr>
+          <w:rFonts w:hint="cs"/>
+          <w:rtl/>
+        </w:rPr>
+        <w:t xml:space="preserve"> (לא צפויה לפי הפרוטוקול)</w:t>
+      </w:r>
+    </w:p>
+    <w:p>
+      <w:pPr>
+        <w:bidi/>
+        <w:rPr>
+          <w:rtl/>
+        </w:rPr>
+      </w:pPr>
+      <w:r>
+        <w:rPr>
+          <w:rFonts w:hint="cs"/>
+          <w:rtl/>
+        </w:rPr>
+        <w:t xml:space="preserve">במקרים </w:t>
+      </w:r>
+      <w:r>
+        <w:rPr>
+          <w:rFonts w:hint="cs"/>
+          <w:rtl/>
+        </w:rPr>
+        <w:t>אלה</w:t>
+      </w:r>
+      <w:r>
+        <w:rPr>
+          <w:rFonts w:hint="cs"/>
+          <w:rtl/>
+        </w:rPr>
+        <w:t xml:space="preserve"> </w:t>
+      </w:r>
+      <w:r>
+        <w:rPr>
+          <w:rFonts w:hint="cs"/>
+          <w:rtl/>
+        </w:rPr>
+        <w:t>תודפס הודעת שגיאה המתארת את</w:t>
+      </w:r>
+      <w:r>
+        <w:rPr>
+          <w:rFonts w:hint="cs"/>
+          <w:rtl/>
+        </w:rPr>
+        <w:t xml:space="preserve"> המצב, המשאבים יפונו והתוכנית ת</w:t>
+      </w:r>
+      <w:r>
+        <w:rPr>
+          <w:rFonts w:hint="cs"/>
+          <w:rtl/>
+        </w:rPr>
+        <w:t>סתיים.</w:t>
+      </w:r>
+    </w:p>
+    <w:p>
+      <w:pPr>
+        <w:bidi/>
+        <w:rPr>
+          <w:rtl/>
+        </w:rPr>
+      </w:pPr>
+      <w:r>
+        <w:rPr>
+          <w:rFonts w:hint="cs"/>
+          <w:b/>
+          <w:bCs/>
+          <w:rtl/>
+        </w:rPr>
+        <w:t>הערה:</w:t>
+      </w:r>
+      <w:r>
+        <w:rPr>
+          <w:rFonts w:hint="cs"/>
+          <w:rtl/>
+        </w:rPr>
+        <w:t xml:space="preserve"> כאשר השרת מקבל בקשה למהלך מהלקוח, אם מספר הערימה המצוין </w:t>
+      </w:r>
+      <w:r>
+        <w:rPr>
+          <w:rFonts w:hint="cs"/>
+          <w:rtl/>
+        </w:rPr>
+        <w:t xml:space="preserve">בבקשה </w:t>
+      </w:r>
+      <w:r>
+        <w:rPr>
+          <w:rFonts w:hint="cs"/>
+          <w:rtl/>
+        </w:rPr>
+        <w:t>גדול מדי</w:t>
+      </w:r>
+      <w:r>
+        <w:rPr>
+          <w:rFonts w:hint="cs"/>
+          <w:rtl/>
+        </w:rPr>
+        <w:t xml:space="preserve"> (דהיינו, גדול מ-3) אז המהלך יחשב על ידי השרת כמהלך לא חוקי והריצה תמשיך</w:t>
+      </w:r>
+      <w:r>
+        <w:rPr>
+          <w:rFonts w:hint="cs"/>
+          <w:rtl/>
+        </w:rPr>
+        <w:t xml:space="preserve"> (השרת לא יאשר את המהלך)</w:t>
       </w:r>
       <w:r>
         <w:rPr>
@@ -2927,153 +3316,22 @@
         </w:rPr>
         <w:t>.</w:t>
       </w:r>
-    </w:p>
-    <w:p>
-      <w:pPr>
-        <w:bidi/>
-        <w:rPr>
-          <w:rtl/>
-        </w:rPr>
-      </w:pPr>
-      <w:r>
-        <w:rPr>
-          <w:rFonts w:hint="cs"/>
-          <w:rtl/>
-        </w:rPr>
-        <w:lastRenderedPageBreak/>
-        <w:t xml:space="preserve">3. שגיאה בקבלת מידע מהשרת, שגיאה בשליחת מידע </w:t>
-      </w:r>
-      <w:r>
-        <w:rPr>
-          <w:rFonts w:hint="cs"/>
-          <w:rtl/>
-        </w:rPr>
-        <w:t>ללקוח</w:t>
-      </w:r>
-    </w:p>
-    <w:p>
-      <w:pPr>
-        <w:bidi/>
-        <w:rPr>
-          <w:rtl/>
-        </w:rPr>
-      </w:pPr>
-      <w:r>
-        <w:rPr>
-          <w:rFonts w:hint="cs"/>
-          <w:rtl/>
-        </w:rPr>
-        <w:t xml:space="preserve">4. סגירה </w:t>
-      </w:r>
-      <w:r>
-        <w:rPr>
-          <w:rFonts w:hint="cs"/>
-          <w:u w:val="single"/>
-          <w:rtl/>
-        </w:rPr>
-        <w:t xml:space="preserve">לא צפויה </w:t>
-      </w:r>
-      <w:r>
-        <w:rPr>
-          <w:rFonts w:hint="cs"/>
-          <w:rtl/>
-        </w:rPr>
-        <w:t>של החיבור מצד השרת (לא צפויה לפי הפרוטוקול)</w:t>
-      </w:r>
-    </w:p>
-    <w:p>
-      <w:pPr>
-        <w:bidi/>
-        <w:rPr>
-          <w:rtl/>
-        </w:rPr>
-      </w:pPr>
-      <w:r>
-        <w:rPr>
-          <w:rFonts w:hint="cs"/>
-          <w:rtl/>
-        </w:rPr>
-        <w:t xml:space="preserve">במקרים </w:t>
-      </w:r>
-      <w:r>
-        <w:rPr>
-          <w:rFonts w:hint="cs"/>
-          <w:rtl/>
-        </w:rPr>
-        <w:t>אלה</w:t>
-      </w:r>
-      <w:r>
-        <w:rPr>
-          <w:rFonts w:hint="cs"/>
-          <w:rtl/>
-        </w:rPr>
-        <w:t xml:space="preserve"> </w:t>
-      </w:r>
-      <w:r>
-        <w:rPr>
-          <w:rFonts w:hint="cs"/>
-          <w:rtl/>
-        </w:rPr>
-        <w:t>תודפס הודעת שגיאה המתארת את</w:t>
-      </w:r>
-      <w:r>
-        <w:rPr>
-          <w:rFonts w:hint="cs"/>
-          <w:rtl/>
-        </w:rPr>
-        <w:t xml:space="preserve"> המצב, המשאבים יפונו והתוכנית ת</w:t>
-      </w:r>
-      <w:r>
-        <w:rPr>
-          <w:rFonts w:hint="cs"/>
-          <w:rtl/>
-        </w:rPr>
-        <w:t>סתיים.</w:t>
-      </w:r>
-    </w:p>
-    <w:p>
-      <w:pPr>
-        <w:bidi/>
-        <w:rPr>
-          <w:rtl/>
-        </w:rPr>
-      </w:pPr>
-      <w:r>
-        <w:rPr>
-          <w:rFonts w:hint="cs"/>
-          <w:b/>
-          <w:bCs/>
-          <w:rtl/>
-        </w:rPr>
-        <w:t>הערה:</w:t>
-      </w:r>
-      <w:r>
-        <w:rPr>
-          <w:rFonts w:hint="cs"/>
-          <w:rtl/>
-        </w:rPr>
-        <w:t xml:space="preserve"> כאשר השרת מקבל בקשה למהלך מהלקוח, אם מספר הערימה המצוין </w:t>
-      </w:r>
-      <w:r>
-        <w:rPr>
-          <w:rFonts w:hint="cs"/>
-          <w:rtl/>
-        </w:rPr>
-        <w:t xml:space="preserve">בבקשה </w:t>
-      </w:r>
-      <w:r>
-        <w:rPr>
-          <w:rFonts w:hint="cs"/>
-          <w:rtl/>
-        </w:rPr>
-        <w:t>גדול מדי</w:t>
-      </w:r>
-      <w:r>
-        <w:rPr>
-          <w:rFonts w:hint="cs"/>
-          <w:rtl/>
-        </w:rPr>
-        <w:t xml:space="preserve"> (דהיינו, גדול מ-3) אז המהלך יחשב על ידי השרת כמהלך לא חוקי והריצה תמשיך.</w:t>
+      <w:r>
+        <w:rPr>
+          <w:rFonts w:hint="cs"/>
+          <w:rtl/>
+        </w:rPr>
+        <w:t xml:space="preserve"> ה-</w:t>
+      </w:r>
+      <w:r>
+        <w:t>client</w:t>
+      </w:r>
+      <w:r>
+        <w:rPr>
+          <w:rFonts w:hint="cs"/>
+          <w:rtl/>
+        </w:rPr>
+        <w:t xml:space="preserve"> במקרה שלנו ישלח רק מספרי ערימות חוקיים, אך הוספנו בדיקה זו בכל מקרה.</w:t>
       </w:r>
     </w:p>
     <w:p>

--- a/current version/networks 1 readme updated.docx
+++ b/current version/networks 1 readme updated.docx
@@ -2423,7 +2423,40 @@
           <w:rFonts w:hint="cs"/>
           <w:rtl/>
         </w:rPr>
-        <w:t>(כאשר המספר האחרון הוא חיובי ממש)</w:t>
+        <w:t>(כאשר המספר האחרון הוא חיובי ממש</w:t>
+      </w:r>
+      <w:r>
+        <w:t>,</w:t>
+      </w:r>
+      <w:r>
+        <w:rPr>
+          <w:rFonts w:hint="cs"/>
+          <w:rtl/>
+        </w:rPr>
+        <w:t xml:space="preserve"> </w:t>
+      </w:r>
+      <w:r>
+        <w:t>SPACE</w:t>
+      </w:r>
+      <w:r>
+        <w:rPr>
+          <w:rFonts w:hint="cs"/>
+        </w:rPr>
+        <w:t xml:space="preserve"> </w:t>
+      </w:r>
+      <w:r>
+        <w:rPr>
+          <w:rFonts w:hint="cs"/>
+          <w:rtl/>
+        </w:rPr>
+        <w:t xml:space="preserve"> הוא תו רווח אחד או יותר</w:t>
+      </w:r>
+      <w:r>
+        <w:rPr>
+          <w:rFonts w:hint="cs"/>
+          <w:rtl/>
+        </w:rPr>
+        <w:t>)</w:t>
       </w:r>
       <w:r>
         <w:rPr>
@@ -2543,7 +2576,7 @@
           <w:rFonts w:hint="cs"/>
           <w:rtl/>
         </w:rPr>
-        <w:t xml:space="preserve"> בלבד, או כל מחרוזת אחרת שמתחילה ב-</w:t>
+        <w:t>, או כל מחרוזת אחרת שמתחילה ב-</w:t>
       </w:r>
       <w:r>
         <w:rPr>
